--- a/user_guides/Esderos_Faculty_Portal_User_Guide.docx
+++ b/user_guides/Esderos_Faculty_Portal_User_Guide.docx
@@ -60,7 +60,7 @@
           <w:sz w:val="22"/>
           <w:szCs w:val="22"/>
         </w:rPr>
-        <w:t xml:space="preserve">Excel Gradebook Templates &amp; Attendance Tracking with Lock Modals</w:t>
+        <w:t xml:space="preserve">Login, Settings, Gradebooks, &amp; Attendance Tracking with Lock Modals</w:t>
       </w:r>
     </w:p>
     <w:p>
@@ -95,7 +95,7 @@
           <w:sz w:val="18"/>
           <w:szCs w:val="18"/>
         </w:rPr>
-        <w:t xml:space="preserve">Version 1.0.0 | Date: May 2026</w:t>
+        <w:t xml:space="preserve">Version 1.1.0 | Date: May 2026</w:t>
       </w:r>
     </w:p>
     <w:p>
@@ -109,7 +109,66 @@
         <w:spacing w:after="120" w:before="240"/>
       </w:pPr>
       <w:r>
-        <w:t xml:space="preserve">1. Interactive Gradebook &amp; Spreadsheet Integration</w:t>
+        <w:t xml:space="preserve">1. Login Page Authentication &amp; Session Setup</w:t>
+      </w:r>
+    </w:p>
+    <w:p>
+      <w:pPr>
+        <w:spacing w:after="240"/>
+      </w:pPr>
+      <w:r>
+        <w:rPr>
+          <w:rFonts w:ascii="Calibri" w:cs="Calibri" w:eastAsia="Calibri" w:hAnsi="Calibri"/>
+          <w:sz w:val="22"/>
+          <w:szCs w:val="22"/>
+        </w:rPr>
+        <w:t xml:space="preserve">To log into the Faculty Portal, navigate to the central login screen and enter your faculty email address and password. If global security is activated, you will be prompted to enter the 6-digit MFA passcode sent to your registered email inbox to authorize access.</w:t>
+      </w:r>
+    </w:p>
+    <w:p>
+      <w:pPr>
+        <w:pStyle w:val="Heading1"/>
+        <w:spacing w:after="120" w:before="240"/>
+      </w:pPr>
+      <w:r>
+        <w:t xml:space="preserve">2. Personal Settings &amp; Security Profile Console</w:t>
+      </w:r>
+    </w:p>
+    <w:p>
+      <w:pPr>
+        <w:spacing w:after="120"/>
+      </w:pPr>
+      <w:r>
+        <w:rPr>
+          <w:rFonts w:ascii="Calibri" w:cs="Calibri" w:eastAsia="Calibri" w:hAnsi="Calibri"/>
+          <w:sz w:val="22"/>
+          <w:szCs w:val="22"/>
+        </w:rPr>
+        <w:t xml:space="preserve">The Settings page lets you update your instructor credentials and configure additional security locks:</w:t>
+      </w:r>
+    </w:p>
+    <w:p>
+      <w:pPr>
+        <w:spacing w:after="240"/>
+      </w:pPr>
+      <w:r>
+        <w:rPr>
+          <w:rFonts w:ascii="Calibri" w:cs="Calibri" w:eastAsia="Calibri" w:hAnsi="Calibri"/>
+          <w:sz w:val="22"/>
+          <w:szCs w:val="22"/>
+        </w:rPr>
+        <w:t xml:space="preserve">• Profile Updates: Review registered academic ranks, titles, and assigned departments.
+• Password Revisions: Update your credentials securely under Settings.
+• Self-Service Email MFA Toggle: Toggle personal two-factor verification code requirements on login to secure your grading ledgers.</w:t>
+      </w:r>
+    </w:p>
+    <w:p>
+      <w:pPr>
+        <w:pStyle w:val="Heading1"/>
+        <w:spacing w:after="120" w:before="240"/>
+      </w:pPr>
+      <w:r>
+        <w:t xml:space="preserve">3. Interactive Gradebook &amp; Spreadsheet Integration</w:t>
       </w:r>
     </w:p>
     <w:p>
@@ -408,7 +467,7 @@
         <w:spacing w:after="120" w:before="240"/>
       </w:pPr>
       <w:r>
-        <w:t xml:space="preserve">2. Attendance Roster &amp; Smart Locking Mechanics</w:t>
+        <w:t xml:space="preserve">4. Attendance Roster &amp; Smart Locking Mechanics</w:t>
       </w:r>
     </w:p>
     <w:p>
@@ -445,7 +504,7 @@
         <w:spacing w:after="120" w:before="240"/>
       </w:pPr>
       <w:r>
-        <w:t xml:space="preserve">3. Attendance Summary Ledger</w:t>
+        <w:t xml:space="preserve">5. Attendance Summary Ledger</w:t>
       </w:r>
     </w:p>
     <w:p>

--- a/user_guides/Esderos_Faculty_Portal_User_Guide.docx
+++ b/user_guides/Esderos_Faculty_Portal_User_Guide.docx
@@ -56,6 +56,8 @@
       <w:r>
         <w:rPr>
           <w:rFonts w:ascii="Calibri" w:cs="Calibri" w:eastAsia="Calibri" w:hAnsi="Calibri"/>
+          <w:i/>
+          <w:iCs/>
           <w:color w:val="475569"/>
           <w:sz w:val="22"/>
           <w:szCs w:val="22"/>
@@ -461,6 +463,11 @@
         </w:tc>
       </w:tr>
     </w:tbl>
+    <w:p>
+      <w:pPr>
+        <w:spacing w:before="240"/>
+      </w:pPr>
+    </w:p>
     <w:p>
       <w:pPr>
         <w:pStyle w:val="Heading1"/>
